--- a/fixtures/docx/rev-numbering-deep.docx
+++ b/fixtures/docx/rev-numbering-deep.docx
@@ -9,7 +9,7 @@
           <w:ilvl w:val="0"/>
           <w:numId w:val="1"/>
         </w:numPr>
-        <w:pPrChange w:id="0" w:author="Author A" w:date="2026-10-11T16:37:00Z" w16du:dateUtc="2026-10-11T15:37:00Z">
+        <w:pPrChange w:id="0" w:author="Author A" w:date="2026-10-11T18:21:00Z" w16du:dateUtc="2026-10-11T17:21:00Z">
           <w:pPr/>
         </w:pPrChange>
       </w:pPr>
@@ -25,7 +25,7 @@
           <w:numId w:val="1"/>
         </w:numPr>
         <w:ind w:left="1080"/>
-        <w:pPrChange w:id="1" w:author="Author A" w:date="2026-10-11T16:37:00Z" w16du:dateUtc="2026-10-11T15:37:00Z">
+        <w:pPrChange w:id="1" w:author="Author A" w:date="2026-10-11T18:21:00Z" w16du:dateUtc="2026-10-11T17:21:00Z">
           <w:pPr/>
         </w:pPrChange>
       </w:pPr>
@@ -41,7 +41,7 @@
           <w:numId w:val="1"/>
         </w:numPr>
         <w:ind w:left="1440"/>
-        <w:pPrChange w:id="2" w:author="Author A" w:date="2026-10-11T16:37:00Z" w16du:dateUtc="2026-10-11T15:37:00Z">
+        <w:pPrChange w:id="2" w:author="Author A" w:date="2026-10-11T18:21:00Z" w16du:dateUtc="2026-10-11T17:21:00Z">
           <w:pPr/>
         </w:pPrChange>
       </w:pPr>
@@ -56,7 +56,7 @@
           <w:ilvl w:val="0"/>
           <w:numId w:val="1"/>
         </w:numPr>
-        <w:pPrChange w:id="3" w:author="Author A" w:date="2026-10-11T16:37:00Z" w16du:dateUtc="2026-10-11T15:37:00Z">
+        <w:pPrChange w:id="3" w:author="Author A" w:date="2026-10-11T18:21:00Z" w16du:dateUtc="2026-10-11T17:21:00Z">
           <w:pPr/>
         </w:pPrChange>
       </w:pPr>
@@ -76,7 +76,7 @@
           <w:ilvl w:val="0"/>
           <w:numId w:val="2"/>
         </w:numPr>
-        <w:pPrChange w:id="4" w:author="Author A" w:date="2026-10-11T16:37:00Z" w16du:dateUtc="2026-10-11T15:37:00Z">
+        <w:pPrChange w:id="4" w:author="Author A" w:date="2026-10-11T18:21:00Z" w16du:dateUtc="2026-10-11T17:21:00Z">
           <w:pPr/>
         </w:pPrChange>
       </w:pPr>
@@ -97,7 +97,7 @@
 <file path=word/numbering.xml><?xml version="1.0" encoding="utf-8"?>
 <w:numbering xmlns:wpc="http://schemas.microsoft.com/office/word/2010/wordprocessingCanvas" xmlns:cx="http://schemas.microsoft.com/office/drawing/2014/chartex" xmlns:cx1="http://schemas.microsoft.com/office/drawing/2015/9/8/chartex" xmlns:cx2="http://schemas.microsoft.com/office/drawing/2015/10/21/chartex" xmlns:cx3="http://schemas.microsoft.com/office/drawing/2016/5/9/chartex" xmlns:cx4="http://schemas.microsoft.com/office/drawing/2016/5/10/chartex" xmlns:cx5="http://schemas.microsoft.com/office/drawing/2016/5/11/chartex" xmlns:cx6="http://schemas.microsoft.com/office/drawing/2016/5/12/chartex" xmlns:cx7="http://schemas.microsoft.com/office/drawing/2016/5/13/chartex" xmlns:cx8="http://schemas.microsoft.com/office/drawing/2016/5/14/chartex" xmlns:mc="http://schemas.openxmlformats.org/markup-compatibility/2006" xmlns:aink="http://schemas.microsoft.com/office/drawing/2016/ink" xmlns:am3d="http://schemas.microsoft.com/office/drawing/2017/model3d" xmlns:o="urn:schemas-microsoft-com:office:office" xmlns:oel="http://schemas.microsoft.com/office/2019/extlst" xmlns:r="http://schemas.openxmlformats.org/officeDocument/2006/relationships" xmlns:m="http://schemas.openxmlformats.org/officeDocument/2006/math" xmlns:v="urn:schemas-microsoft-com:vml" xmlns:wp14="http://schemas.microsoft.com/office/word/2010/wordprocessingDrawing" xmlns:wp="http://schemas.openxmlformats.org/drawingml/2006/wordprocessingDrawing" xmlns:w10="urn:schemas-microsoft-com:office:word" xmlns:w="http://schemas.openxmlformats.org/wordprocessingml/2006/main" xmlns:w14="http://schemas.microsoft.com/office/word/2010/wordml" xmlns:w15="http://schemas.microsoft.com/office/word/2012/wordml" xmlns:w16cex="http://schemas.microsoft.com/office/word/2018/wordml/cex" xmlns:w16cid="http://schemas.microsoft.com/office/word/2016/wordml/cid" xmlns:w16="http://schemas.microsoft.com/office/word/2018/wordml" xmlns:w16du="http://schemas.microsoft.com/office/word/2023/wordml/word16du" xmlns:w16sdtdh="http://schemas.microsoft.com/office/word/2020/wordml/sdtdatahash" xmlns:w16sdtfl="http://schemas.microsoft.com/office/word/2024/wordml/sdtformatlock" xmlns:w16se="http://schemas.microsoft.com/office/word/2015/wordml/symex" xmlns:wpg="http://schemas.microsoft.com/office/word/2010/wordprocessingGroup" xmlns:wpi="http://schemas.microsoft.com/office/word/2010/wordprocessingInk" xmlns:wne="http://schemas.microsoft.com/office/word/2006/wordml" xmlns:wps="http://schemas.microsoft.com/office/word/2010/wordprocessingShape" mc:Ignorable="w14 w15 w16se w16cid w16 w16cex w16sdtdh w16sdtfl w16du wp14">
   <w:abstractNum w:abstractNumId="0" w15:restartNumberingAfterBreak="0">
-    <w:nsid w:val="19767134"/>
+    <w:nsid w:val="090B2D61"/>
     <w:multiLevelType w:val="singleLevel"/>
     <w:tmpl w:val="0809000F"/>
     <w:lvl w:ilvl="0">
@@ -111,7 +111,7 @@
     </w:lvl>
   </w:abstractNum>
   <w:abstractNum w:abstractNumId="1" w15:restartNumberingAfterBreak="0">
-    <w:nsid w:val="41035ED7"/>
+    <w:nsid w:val="54447B4F"/>
     <w:multiLevelType w:val="singleLevel"/>
     <w:tmpl w:val="08090001"/>
     <w:lvl w:ilvl="0">
@@ -127,10 +127,10 @@
       </w:rPr>
     </w:lvl>
   </w:abstractNum>
-  <w:num w:numId="1" w16cid:durableId="1542862027">
+  <w:num w:numId="1" w16cid:durableId="304353984">
     <w:abstractNumId w:val="0"/>
   </w:num>
-  <w:num w:numId="2" w16cid:durableId="1256792914">
+  <w:num w:numId="2" w16cid:durableId="605581561">
     <w:abstractNumId w:val="1"/>
   </w:num>
 </w:numbering>
@@ -552,7 +552,7 @@
     <w:link w:val="Heading1Char"/>
     <w:uiPriority w:val="9"/>
     <w:qFormat/>
-    <w:rsid w:val="007A6682"/>
+    <w:rsid w:val="0000493C"/>
     <w:pPr>
       <w:keepNext/>
       <w:keepLines/>
@@ -575,7 +575,7 @@
     <w:semiHidden/>
     <w:unhideWhenUsed/>
     <w:qFormat/>
-    <w:rsid w:val="007A6682"/>
+    <w:rsid w:val="0000493C"/>
     <w:pPr>
       <w:keepNext/>
       <w:keepLines/>
@@ -598,7 +598,7 @@
     <w:semiHidden/>
     <w:unhideWhenUsed/>
     <w:qFormat/>
-    <w:rsid w:val="007A6682"/>
+    <w:rsid w:val="0000493C"/>
     <w:pPr>
       <w:keepNext/>
       <w:keepLines/>
@@ -621,7 +621,7 @@
     <w:semiHidden/>
     <w:unhideWhenUsed/>
     <w:qFormat/>
-    <w:rsid w:val="007A6682"/>
+    <w:rsid w:val="0000493C"/>
     <w:pPr>
       <w:keepNext/>
       <w:keepLines/>
@@ -644,7 +644,7 @@
     <w:semiHidden/>
     <w:unhideWhenUsed/>
     <w:qFormat/>
-    <w:rsid w:val="007A6682"/>
+    <w:rsid w:val="0000493C"/>
     <w:pPr>
       <w:keepNext/>
       <w:keepLines/>
@@ -665,7 +665,7 @@
     <w:semiHidden/>
     <w:unhideWhenUsed/>
     <w:qFormat/>
-    <w:rsid w:val="007A6682"/>
+    <w:rsid w:val="0000493C"/>
     <w:pPr>
       <w:keepNext/>
       <w:keepLines/>
@@ -688,7 +688,7 @@
     <w:semiHidden/>
     <w:unhideWhenUsed/>
     <w:qFormat/>
-    <w:rsid w:val="007A6682"/>
+    <w:rsid w:val="0000493C"/>
     <w:pPr>
       <w:keepNext/>
       <w:keepLines/>
@@ -709,7 +709,7 @@
     <w:semiHidden/>
     <w:unhideWhenUsed/>
     <w:qFormat/>
-    <w:rsid w:val="007A6682"/>
+    <w:rsid w:val="0000493C"/>
     <w:pPr>
       <w:keepNext/>
       <w:keepLines/>
@@ -732,7 +732,7 @@
     <w:semiHidden/>
     <w:unhideWhenUsed/>
     <w:qFormat/>
-    <w:rsid w:val="007A6682"/>
+    <w:rsid w:val="0000493C"/>
     <w:pPr>
       <w:keepNext/>
       <w:keepLines/>
@@ -776,7 +776,7 @@
     <w:basedOn w:val="DefaultParagraphFont"/>
     <w:link w:val="Heading1"/>
     <w:uiPriority w:val="9"/>
-    <w:rsid w:val="007A6682"/>
+    <w:rsid w:val="0000493C"/>
     <w:rPr>
       <w:rFonts w:asciiTheme="majorHAnsi" w:eastAsiaTheme="majorEastAsia" w:hAnsiTheme="majorHAnsi" w:cstheme="majorBidi"/>
       <w:color w:val="2F5496" w:themeColor="accent1" w:themeShade="BF"/>
@@ -790,7 +790,7 @@
     <w:link w:val="Heading2"/>
     <w:uiPriority w:val="9"/>
     <w:semiHidden/>
-    <w:rsid w:val="007A6682"/>
+    <w:rsid w:val="0000493C"/>
     <w:rPr>
       <w:rFonts w:asciiTheme="majorHAnsi" w:eastAsiaTheme="majorEastAsia" w:hAnsiTheme="majorHAnsi" w:cstheme="majorBidi"/>
       <w:color w:val="2F5496" w:themeColor="accent1" w:themeShade="BF"/>
@@ -804,7 +804,7 @@
     <w:link w:val="Heading3"/>
     <w:uiPriority w:val="9"/>
     <w:semiHidden/>
-    <w:rsid w:val="007A6682"/>
+    <w:rsid w:val="0000493C"/>
     <w:rPr>
       <w:rFonts w:eastAsiaTheme="majorEastAsia" w:cstheme="majorBidi"/>
       <w:color w:val="2F5496" w:themeColor="accent1" w:themeShade="BF"/>
@@ -818,7 +818,7 @@
     <w:link w:val="Heading4"/>
     <w:uiPriority w:val="9"/>
     <w:semiHidden/>
-    <w:rsid w:val="007A6682"/>
+    <w:rsid w:val="0000493C"/>
     <w:rPr>
       <w:rFonts w:eastAsiaTheme="majorEastAsia" w:cstheme="majorBidi"/>
       <w:i/>
@@ -832,7 +832,7 @@
     <w:link w:val="Heading5"/>
     <w:uiPriority w:val="9"/>
     <w:semiHidden/>
-    <w:rsid w:val="007A6682"/>
+    <w:rsid w:val="0000493C"/>
     <w:rPr>
       <w:rFonts w:eastAsiaTheme="majorEastAsia" w:cstheme="majorBidi"/>
       <w:color w:val="2F5496" w:themeColor="accent1" w:themeShade="BF"/>
@@ -844,7 +844,7 @@
     <w:link w:val="Heading6"/>
     <w:uiPriority w:val="9"/>
     <w:semiHidden/>
-    <w:rsid w:val="007A6682"/>
+    <w:rsid w:val="0000493C"/>
     <w:rPr>
       <w:rFonts w:eastAsiaTheme="majorEastAsia" w:cstheme="majorBidi"/>
       <w:i/>
@@ -858,7 +858,7 @@
     <w:link w:val="Heading7"/>
     <w:uiPriority w:val="9"/>
     <w:semiHidden/>
-    <w:rsid w:val="007A6682"/>
+    <w:rsid w:val="0000493C"/>
     <w:rPr>
       <w:rFonts w:eastAsiaTheme="majorEastAsia" w:cstheme="majorBidi"/>
       <w:color w:val="595959" w:themeColor="text1" w:themeTint="A6"/>
@@ -870,7 +870,7 @@
     <w:link w:val="Heading8"/>
     <w:uiPriority w:val="9"/>
     <w:semiHidden/>
-    <w:rsid w:val="007A6682"/>
+    <w:rsid w:val="0000493C"/>
     <w:rPr>
       <w:rFonts w:eastAsiaTheme="majorEastAsia" w:cstheme="majorBidi"/>
       <w:i/>
@@ -884,7 +884,7 @@
     <w:link w:val="Heading9"/>
     <w:uiPriority w:val="9"/>
     <w:semiHidden/>
-    <w:rsid w:val="007A6682"/>
+    <w:rsid w:val="0000493C"/>
     <w:rPr>
       <w:rFonts w:eastAsiaTheme="majorEastAsia" w:cstheme="majorBidi"/>
       <w:color w:val="272727" w:themeColor="text1" w:themeTint="D8"/>
@@ -897,7 +897,7 @@
     <w:link w:val="TitleChar"/>
     <w:uiPriority w:val="10"/>
     <w:qFormat/>
-    <w:rsid w:val="007A6682"/>
+    <w:rsid w:val="0000493C"/>
     <w:pPr>
       <w:spacing w:after="80" w:line="240" w:lineRule="auto"/>
       <w:contextualSpacing/>
@@ -915,7 +915,7 @@
     <w:basedOn w:val="DefaultParagraphFont"/>
     <w:link w:val="Title"/>
     <w:uiPriority w:val="10"/>
-    <w:rsid w:val="007A6682"/>
+    <w:rsid w:val="0000493C"/>
     <w:rPr>
       <w:rFonts w:asciiTheme="majorHAnsi" w:eastAsiaTheme="majorEastAsia" w:hAnsiTheme="majorHAnsi" w:cstheme="majorBidi"/>
       <w:spacing w:val="-10"/>
@@ -931,7 +931,7 @@
     <w:link w:val="SubtitleChar"/>
     <w:uiPriority w:val="11"/>
     <w:qFormat/>
-    <w:rsid w:val="007A6682"/>
+    <w:rsid w:val="0000493C"/>
     <w:pPr>
       <w:numPr>
         <w:ilvl w:val="1"/>
@@ -950,7 +950,7 @@
     <w:basedOn w:val="DefaultParagraphFont"/>
     <w:link w:val="Subtitle"/>
     <w:uiPriority w:val="11"/>
-    <w:rsid w:val="007A6682"/>
+    <w:rsid w:val="0000493C"/>
     <w:rPr>
       <w:rFonts w:eastAsiaTheme="majorEastAsia" w:cstheme="majorBidi"/>
       <w:color w:val="595959" w:themeColor="text1" w:themeTint="A6"/>
@@ -966,7 +966,7 @@
     <w:link w:val="QuoteChar"/>
     <w:uiPriority w:val="29"/>
     <w:qFormat/>
-    <w:rsid w:val="007A6682"/>
+    <w:rsid w:val="0000493C"/>
     <w:pPr>
       <w:spacing w:before="160"/>
       <w:jc w:val="center"/>
@@ -982,7 +982,7 @@
     <w:basedOn w:val="DefaultParagraphFont"/>
     <w:link w:val="Quote"/>
     <w:uiPriority w:val="29"/>
-    <w:rsid w:val="007A6682"/>
+    <w:rsid w:val="0000493C"/>
     <w:rPr>
       <w:i/>
       <w:iCs/>
@@ -994,7 +994,7 @@
     <w:basedOn w:val="Normal"/>
     <w:uiPriority w:val="34"/>
     <w:qFormat/>
-    <w:rsid w:val="007A6682"/>
+    <w:rsid w:val="0000493C"/>
     <w:pPr>
       <w:ind w:left="720"/>
       <w:contextualSpacing/>
@@ -1005,7 +1005,7 @@
     <w:basedOn w:val="DefaultParagraphFont"/>
     <w:uiPriority w:val="21"/>
     <w:qFormat/>
-    <w:rsid w:val="007A6682"/>
+    <w:rsid w:val="0000493C"/>
     <w:rPr>
       <w:i/>
       <w:iCs/>
@@ -1019,7 +1019,7 @@
     <w:link w:val="IntenseQuoteChar"/>
     <w:uiPriority w:val="30"/>
     <w:qFormat/>
-    <w:rsid w:val="007A6682"/>
+    <w:rsid w:val="0000493C"/>
     <w:pPr>
       <w:pBdr>
         <w:top w:val="single" w:sz="4" w:space="10" w:color="2F5496" w:themeColor="accent1" w:themeShade="BF"/>
@@ -1040,7 +1040,7 @@
     <w:basedOn w:val="DefaultParagraphFont"/>
     <w:link w:val="IntenseQuote"/>
     <w:uiPriority w:val="30"/>
-    <w:rsid w:val="007A6682"/>
+    <w:rsid w:val="0000493C"/>
     <w:rPr>
       <w:i/>
       <w:iCs/>
@@ -1052,7 +1052,7 @@
     <w:basedOn w:val="DefaultParagraphFont"/>
     <w:uiPriority w:val="32"/>
     <w:qFormat/>
-    <w:rsid w:val="007A6682"/>
+    <w:rsid w:val="0000493C"/>
     <w:rPr>
       <w:b/>
       <w:bCs/>
@@ -1066,7 +1066,7 @@
     <w:hidden/>
     <w:uiPriority w:val="99"/>
     <w:semiHidden/>
-    <w:rsid w:val="007A6682"/>
+    <w:rsid w:val="0000493C"/>
     <w:pPr>
       <w:spacing w:after="0" w:line="240" w:lineRule="auto"/>
     </w:pPr>
